--- a/templates/kesma_indiv/طلب_خصم_مساحة.docx
+++ b/templates/kesma_indiv/طلب_خصم_مساحة.docx
@@ -293,8 +293,6 @@
         </w:rPr>
         <w:t>{{مساحة_الاختصاص_سهم}}</w:t>
       </w:r>
-      <w:bookmarkStart w:id="0" w:name="_GoBack"/>
-      <w:bookmarkEnd w:id="0"/>
       <w:r>
         <w:rPr>
           <w:rFonts w:asciiTheme="minorBidi" w:hAnsiTheme="minorBidi"/>
@@ -483,7 +481,7 @@
       </w:r>
       <w:r>
         <w:rPr>
-          <w:rFonts w:asciiTheme="minorBidi" w:hAnsiTheme="minorBidi"/>
+          <w:rFonts w:cs="Arial"/>
           <w:b/>
           <w:bCs/>
           <w:sz w:val="30"/>
@@ -491,8 +489,10 @@
           <w:rtl/>
           <w:lang w:bidi="ar-EG"/>
         </w:rPr>
-        <w:t>{{تاريخ_العقد}}</w:t>
-      </w:r>
+        <w:t>{{تاريخ_العقد_رقمي}}</w:t>
+      </w:r>
+      <w:bookmarkStart w:id="0" w:name="_GoBack"/>
+      <w:bookmarkEnd w:id="0"/>
     </w:p>
     <w:p>
       <w:pPr>
